--- a/CA1 Machine Learning.docx
+++ b/CA1 Machine Learning.docx
@@ -3,9 +3,1086 @@
 <w:document xmlns:wpc="http://schemas.microsoft.com/office/word/2010/wordprocessingCanvas" xmlns:cx="http://schemas.microsoft.com/office/drawing/2014/chartex" xmlns:cx1="http://schemas.microsoft.com/office/drawing/2015/9/8/chartex" xmlns:cx2="http://schemas.microsoft.com/office/drawing/2015/10/21/chartex" xmlns:cx3="http://schemas.microsoft.com/office/drawing/2016/5/9/chartex" xmlns:cx4="http://schemas.microsoft.com/office/drawing/2016/5/10/chartex" xmlns:cx5="http://schemas.microsoft.com/office/drawing/2016/5/11/chartex" xmlns:cx6="http://schemas.microsoft.com/office/drawing/2016/5/12/chartex" xmlns:cx7="http://schemas.microsoft.com/office/drawing/2016/5/13/chartex" xmlns:cx8="http://schemas.microsoft.com/office/drawing/2016/5/14/chartex" xmlns:mc="http://schemas.openxmlformats.org/markup-compatibility/2006" xmlns:aink="http://schemas.microsoft.com/office/drawing/2016/ink" xmlns:am3d="http://schemas.microsoft.com/office/drawing/2017/model3d" xmlns:o="urn:schemas-microsoft-com:office:office" xmlns:oel="http://schemas.microsoft.com/office/2019/extlst" xmlns:r="http://schemas.openxmlformats.org/officeDocument/2006/relationships" xmlns:m="http://schemas.openxmlformats.org/officeDocument/2006/math" xmlns:v="urn:schemas-microsoft-com:vml" xmlns:wp14="http://schemas.microsoft.com/office/word/2010/wordprocessingDrawing" xmlns:wp="http://schemas.openxmlformats.org/drawingml/2006/wordprocessingDrawing" xmlns:w10="urn:schemas-microsoft-com:office:word" xmlns:w="http://schemas.openxmlformats.org/wordprocessingml/2006/main" xmlns:w14="http://schemas.microsoft.com/office/word/2010/wordml" xmlns:w15="http://schemas.microsoft.com/office/word/2012/wordml" xmlns:w16cex="http://schemas.microsoft.com/office/word/2018/wordml/cex" xmlns:w16cid="http://schemas.microsoft.com/office/word/2016/wordml/cid" xmlns:w16="http://schemas.microsoft.com/office/word/2018/wordml" xmlns:w16du="http://schemas.microsoft.com/office/word/2023/wordml/word16du" xmlns:w16sdtdh="http://schemas.microsoft.com/office/word/2020/wordml/sdtdatahash" xmlns:w16sdtfl="http://schemas.microsoft.com/office/word/2024/wordml/sdtformatlock" xmlns:w16se="http://schemas.microsoft.com/office/word/2015/wordml/symex" xmlns:wpg="http://schemas.microsoft.com/office/word/2010/wordprocessingGroup" xmlns:wpi="http://schemas.microsoft.com/office/word/2010/wordprocessingInk" xmlns:wne="http://schemas.microsoft.com/office/word/2006/wordml" xmlns:wps="http://schemas.microsoft.com/office/word/2010/wordprocessingShape" mc:Ignorable="w14 w15 w16se w16cid w16 w16cex w16sdtdh w16sdtfl w16du wp14">
   <w:body>
     <w:p>
+      <w:pPr>
+        <w:rPr>
+          <w:sz w:val="20"/>
+          <w:szCs w:val="20"/>
+        </w:rPr>
+      </w:pPr>
       <w:r>
-        <w:t>Introduction</w:t>
+        <w:rPr>
+          <w:noProof/>
+          <w:sz w:val="20"/>
+          <w:szCs w:val="20"/>
+        </w:rPr>
+        <w:drawing>
+          <wp:anchor distT="0" distB="0" distL="114300" distR="114300" simplePos="0" relativeHeight="251658240" behindDoc="0" locked="0" layoutInCell="1" allowOverlap="1" wp14:anchorId="3993D2CA" wp14:editId="11BB99A7">
+            <wp:simplePos x="1082040" y="899160"/>
+            <wp:positionH relativeFrom="margin">
+              <wp:align>center</wp:align>
+            </wp:positionH>
+            <wp:positionV relativeFrom="margin">
+              <wp:align>top</wp:align>
+            </wp:positionV>
+            <wp:extent cx="4645660" cy="1347470"/>
+            <wp:effectExtent l="0" t="0" r="2540" b="5080"/>
+            <wp:wrapSquare wrapText="bothSides"/>
+            <wp:docPr id="31" name="image1.png" descr="A picture containing icon&#10;&#10;Description automatically generated"/>
+            <wp:cNvGraphicFramePr/>
+            <a:graphic xmlns:a="http://schemas.openxmlformats.org/drawingml/2006/main">
+              <a:graphicData uri="http://schemas.openxmlformats.org/drawingml/2006/picture">
+                <pic:pic xmlns:pic="http://schemas.openxmlformats.org/drawingml/2006/picture">
+                  <pic:nvPicPr>
+                    <pic:cNvPr id="0" name="image1.png" descr="A picture containing icon&#10;&#10;Description automatically generated"/>
+                    <pic:cNvPicPr preferRelativeResize="0"/>
+                  </pic:nvPicPr>
+                  <pic:blipFill>
+                    <a:blip r:embed="rId4">
+                      <a:extLst>
+                        <a:ext uri="{28A0092B-C50C-407E-A947-70E740481C1C}">
+                          <a14:useLocalDpi xmlns:a14="http://schemas.microsoft.com/office/drawing/2010/main" val="0"/>
+                        </a:ext>
+                      </a:extLst>
+                    </a:blip>
+                    <a:srcRect/>
+                    <a:stretch>
+                      <a:fillRect/>
+                    </a:stretch>
+                  </pic:blipFill>
+                  <pic:spPr>
+                    <a:xfrm>
+                      <a:off x="0" y="0"/>
+                      <a:ext cx="4645660" cy="1347470"/>
+                    </a:xfrm>
+                    <a:prstGeom prst="rect">
+                      <a:avLst/>
+                    </a:prstGeom>
+                    <a:ln/>
+                  </pic:spPr>
+                </pic:pic>
+              </a:graphicData>
+            </a:graphic>
+          </wp:anchor>
+        </w:drawing>
       </w:r>
+    </w:p>
+    <w:p>
+      <w:pPr>
+        <w:spacing w:after="0"/>
+        <w:jc w:val="center"/>
+        <w:rPr>
+          <w:b/>
+          <w:sz w:val="20"/>
+          <w:szCs w:val="20"/>
+        </w:rPr>
+      </w:pPr>
+    </w:p>
+    <w:p>
+      <w:pPr>
+        <w:spacing w:after="0"/>
+        <w:jc w:val="center"/>
+        <w:rPr>
+          <w:b/>
+          <w:sz w:val="20"/>
+          <w:szCs w:val="20"/>
+        </w:rPr>
+      </w:pPr>
+    </w:p>
+    <w:p>
+      <w:pPr>
+        <w:spacing w:after="0"/>
+        <w:jc w:val="center"/>
+        <w:rPr>
+          <w:b/>
+          <w:sz w:val="20"/>
+          <w:szCs w:val="20"/>
+        </w:rPr>
+      </w:pPr>
+    </w:p>
+    <w:p>
+      <w:pPr>
+        <w:spacing w:after="0"/>
+        <w:jc w:val="center"/>
+        <w:rPr>
+          <w:b/>
+          <w:sz w:val="20"/>
+          <w:szCs w:val="20"/>
+        </w:rPr>
+      </w:pPr>
+    </w:p>
+    <w:p>
+      <w:pPr>
+        <w:spacing w:after="0"/>
+        <w:jc w:val="center"/>
+        <w:rPr>
+          <w:b/>
+          <w:sz w:val="20"/>
+          <w:szCs w:val="20"/>
+        </w:rPr>
+      </w:pPr>
+    </w:p>
+    <w:p>
+      <w:pPr>
+        <w:spacing w:after="0"/>
+        <w:jc w:val="center"/>
+        <w:rPr>
+          <w:b/>
+          <w:sz w:val="20"/>
+          <w:szCs w:val="20"/>
+        </w:rPr>
+      </w:pPr>
+    </w:p>
+    <w:p>
+      <w:pPr>
+        <w:spacing w:after="0"/>
+        <w:jc w:val="center"/>
+        <w:rPr>
+          <w:b/>
+          <w:sz w:val="20"/>
+          <w:szCs w:val="20"/>
+        </w:rPr>
+      </w:pPr>
+    </w:p>
+    <w:p>
+      <w:pPr>
+        <w:spacing w:after="0"/>
+        <w:jc w:val="center"/>
+        <w:rPr>
+          <w:b/>
+          <w:sz w:val="20"/>
+          <w:szCs w:val="20"/>
+          <w:lang w:val="en-GB"/>
+        </w:rPr>
+      </w:pPr>
+      <w:r>
+        <w:rPr>
+          <w:b/>
+          <w:sz w:val="20"/>
+          <w:szCs w:val="20"/>
+          <w:lang w:val="en-GB"/>
+        </w:rPr>
+        <w:t xml:space="preserve">CCT College Dublin Continuous Assessment </w:t>
+      </w:r>
+    </w:p>
+    <w:p>
+      <w:pPr>
+        <w:spacing w:after="0"/>
+        <w:jc w:val="center"/>
+        <w:rPr>
+          <w:b/>
+          <w:sz w:val="20"/>
+          <w:szCs w:val="20"/>
+          <w:lang w:val="en-GB"/>
+        </w:rPr>
+      </w:pPr>
+    </w:p>
+    <w:tbl>
+      <w:tblPr>
+        <w:tblW w:w="8467" w:type="dxa"/>
+        <w:tblInd w:w="-108" w:type="dxa"/>
+        <w:tblBorders>
+          <w:top w:val="single" w:sz="4" w:space="0" w:color="000000"/>
+          <w:left w:val="single" w:sz="4" w:space="0" w:color="000000"/>
+          <w:bottom w:val="single" w:sz="4" w:space="0" w:color="000000"/>
+          <w:right w:val="single" w:sz="4" w:space="0" w:color="000000"/>
+          <w:insideH w:val="single" w:sz="4" w:space="0" w:color="000000"/>
+          <w:insideV w:val="single" w:sz="4" w:space="0" w:color="000000"/>
+        </w:tblBorders>
+        <w:tblLayout w:type="fixed"/>
+        <w:tblLook w:val="0400" w:firstRow="0" w:lastRow="0" w:firstColumn="0" w:lastColumn="0" w:noHBand="0" w:noVBand="1"/>
+      </w:tblPr>
+      <w:tblGrid>
+        <w:gridCol w:w="2088"/>
+        <w:gridCol w:w="2835"/>
+        <w:gridCol w:w="1876"/>
+        <w:gridCol w:w="1668"/>
+      </w:tblGrid>
+      <w:tr>
+        <w:tc>
+          <w:tcPr>
+            <w:tcW w:w="2088" w:type="dxa"/>
+          </w:tcPr>
+          <w:p>
+            <w:pPr>
+              <w:rPr>
+                <w:b/>
+                <w:sz w:val="20"/>
+                <w:szCs w:val="20"/>
+              </w:rPr>
+            </w:pPr>
+            <w:r>
+              <w:rPr>
+                <w:b/>
+                <w:sz w:val="20"/>
+                <w:szCs w:val="20"/>
+              </w:rPr>
+              <w:t xml:space="preserve">Student full </w:t>
+            </w:r>
+            <w:proofErr w:type="spellStart"/>
+            <w:r>
+              <w:rPr>
+                <w:b/>
+                <w:sz w:val="20"/>
+                <w:szCs w:val="20"/>
+              </w:rPr>
+              <w:t>name</w:t>
+            </w:r>
+            <w:proofErr w:type="spellEnd"/>
+            <w:r>
+              <w:rPr>
+                <w:b/>
+                <w:sz w:val="20"/>
+                <w:szCs w:val="20"/>
+              </w:rPr>
+              <w:t>:</w:t>
+            </w:r>
+          </w:p>
+        </w:tc>
+        <w:tc>
+          <w:tcPr>
+            <w:tcW w:w="6379" w:type="dxa"/>
+            <w:gridSpan w:val="3"/>
+          </w:tcPr>
+          <w:p>
+            <w:pPr>
+              <w:rPr>
+                <w:sz w:val="20"/>
+                <w:szCs w:val="20"/>
+                <w:lang w:val="en-GB"/>
+              </w:rPr>
+            </w:pPr>
+            <w:r>
+              <w:rPr>
+                <w:sz w:val="20"/>
+                <w:szCs w:val="20"/>
+                <w:lang w:val="en-GB"/>
+              </w:rPr>
+              <w:t>Alejandro Ivan Mendoza Ibarrola</w:t>
+            </w:r>
+          </w:p>
+        </w:tc>
+      </w:tr>
+      <w:tr>
+        <w:tc>
+          <w:tcPr>
+            <w:tcW w:w="2088" w:type="dxa"/>
+          </w:tcPr>
+          <w:p>
+            <w:pPr>
+              <w:rPr>
+                <w:b/>
+                <w:sz w:val="20"/>
+                <w:szCs w:val="20"/>
+              </w:rPr>
+            </w:pPr>
+            <w:r>
+              <w:rPr>
+                <w:b/>
+                <w:sz w:val="20"/>
+                <w:szCs w:val="20"/>
+              </w:rPr>
+              <w:t xml:space="preserve">Student </w:t>
+            </w:r>
+            <w:proofErr w:type="spellStart"/>
+            <w:r>
+              <w:rPr>
+                <w:b/>
+                <w:sz w:val="20"/>
+                <w:szCs w:val="20"/>
+              </w:rPr>
+              <w:t>number</w:t>
+            </w:r>
+            <w:proofErr w:type="spellEnd"/>
+            <w:r>
+              <w:rPr>
+                <w:b/>
+                <w:sz w:val="20"/>
+                <w:szCs w:val="20"/>
+              </w:rPr>
+              <w:t>:</w:t>
+            </w:r>
+          </w:p>
+        </w:tc>
+        <w:tc>
+          <w:tcPr>
+            <w:tcW w:w="6379" w:type="dxa"/>
+            <w:gridSpan w:val="3"/>
+          </w:tcPr>
+          <w:p>
+            <w:pPr>
+              <w:rPr>
+                <w:sz w:val="20"/>
+                <w:szCs w:val="20"/>
+                <w:lang w:val="en-GB"/>
+              </w:rPr>
+            </w:pPr>
+            <w:r>
+              <w:rPr>
+                <w:sz w:val="20"/>
+                <w:szCs w:val="20"/>
+                <w:lang w:val="en-GB"/>
+              </w:rPr>
+              <w:t>2026506</w:t>
+            </w:r>
+          </w:p>
+        </w:tc>
+      </w:tr>
+      <w:tr>
+        <w:tc>
+          <w:tcPr>
+            <w:tcW w:w="2088" w:type="dxa"/>
+          </w:tcPr>
+          <w:p>
+            <w:pPr>
+              <w:rPr>
+                <w:b/>
+                <w:sz w:val="20"/>
+                <w:szCs w:val="20"/>
+              </w:rPr>
+            </w:pPr>
+            <w:proofErr w:type="spellStart"/>
+            <w:r>
+              <w:rPr>
+                <w:b/>
+                <w:sz w:val="20"/>
+                <w:szCs w:val="20"/>
+              </w:rPr>
+              <w:t>Programme</w:t>
+            </w:r>
+            <w:proofErr w:type="spellEnd"/>
+            <w:r>
+              <w:rPr>
+                <w:b/>
+                <w:sz w:val="20"/>
+                <w:szCs w:val="20"/>
+              </w:rPr>
+              <w:t xml:space="preserve"> Title:</w:t>
+            </w:r>
+          </w:p>
+        </w:tc>
+        <w:tc>
+          <w:tcPr>
+            <w:tcW w:w="6379" w:type="dxa"/>
+            <w:gridSpan w:val="3"/>
+          </w:tcPr>
+          <w:p>
+            <w:pPr>
+              <w:rPr>
+                <w:i/>
+                <w:sz w:val="20"/>
+                <w:szCs w:val="20"/>
+                <w:lang w:val="en-GB"/>
+              </w:rPr>
+            </w:pPr>
+            <w:r>
+              <w:rPr>
+                <w:sz w:val="20"/>
+                <w:szCs w:val="20"/>
+                <w:lang w:val="en-GB"/>
+              </w:rPr>
+              <w:t>HDIP in Sci in Data Analytics for Business</w:t>
+            </w:r>
+          </w:p>
+        </w:tc>
+      </w:tr>
+      <w:tr>
+        <w:tc>
+          <w:tcPr>
+            <w:tcW w:w="2088" w:type="dxa"/>
+          </w:tcPr>
+          <w:p>
+            <w:pPr>
+              <w:rPr>
+                <w:b/>
+                <w:sz w:val="20"/>
+                <w:szCs w:val="20"/>
+              </w:rPr>
+            </w:pPr>
+            <w:proofErr w:type="spellStart"/>
+            <w:r>
+              <w:rPr>
+                <w:b/>
+                <w:sz w:val="20"/>
+                <w:szCs w:val="20"/>
+              </w:rPr>
+              <w:t>Cohort</w:t>
+            </w:r>
+            <w:proofErr w:type="spellEnd"/>
+            <w:r>
+              <w:rPr>
+                <w:b/>
+                <w:sz w:val="20"/>
+                <w:szCs w:val="20"/>
+              </w:rPr>
+              <w:t xml:space="preserve"> </w:t>
+            </w:r>
+            <w:proofErr w:type="spellStart"/>
+            <w:r>
+              <w:rPr>
+                <w:b/>
+                <w:sz w:val="20"/>
+                <w:szCs w:val="20"/>
+              </w:rPr>
+              <w:t>Details</w:t>
+            </w:r>
+            <w:proofErr w:type="spellEnd"/>
+            <w:r>
+              <w:rPr>
+                <w:b/>
+                <w:sz w:val="20"/>
+                <w:szCs w:val="20"/>
+              </w:rPr>
+              <w:t>:</w:t>
+            </w:r>
+          </w:p>
+        </w:tc>
+        <w:tc>
+          <w:tcPr>
+            <w:tcW w:w="6379" w:type="dxa"/>
+            <w:gridSpan w:val="3"/>
+          </w:tcPr>
+          <w:p>
+            <w:pPr>
+              <w:rPr>
+                <w:i/>
+                <w:sz w:val="20"/>
+                <w:szCs w:val="20"/>
+                <w:lang w:val="en-GB"/>
+              </w:rPr>
+            </w:pPr>
+            <w:r>
+              <w:rPr>
+                <w:i/>
+                <w:sz w:val="20"/>
+                <w:szCs w:val="20"/>
+                <w:lang w:val="en-GB"/>
+              </w:rPr>
+              <w:t>ML_HDipData_Sept26_FT, Semester 1</w:t>
+            </w:r>
+          </w:p>
+        </w:tc>
+      </w:tr>
+      <w:tr>
+        <w:tc>
+          <w:tcPr>
+            <w:tcW w:w="2088" w:type="dxa"/>
+          </w:tcPr>
+          <w:p>
+            <w:pPr>
+              <w:rPr>
+                <w:sz w:val="20"/>
+                <w:szCs w:val="20"/>
+              </w:rPr>
+            </w:pPr>
+            <w:r>
+              <w:rPr>
+                <w:b/>
+                <w:sz w:val="20"/>
+                <w:szCs w:val="20"/>
+              </w:rPr>
+              <w:t>Module Title(s)</w:t>
+            </w:r>
+            <w:r>
+              <w:rPr>
+                <w:sz w:val="20"/>
+                <w:szCs w:val="20"/>
+              </w:rPr>
+              <w:t>:</w:t>
+            </w:r>
+          </w:p>
+        </w:tc>
+        <w:tc>
+          <w:tcPr>
+            <w:tcW w:w="6379" w:type="dxa"/>
+            <w:gridSpan w:val="3"/>
+          </w:tcPr>
+          <w:p>
+            <w:pPr>
+              <w:rPr>
+                <w:i/>
+                <w:sz w:val="20"/>
+                <w:szCs w:val="20"/>
+                <w:lang w:val="en-GB"/>
+              </w:rPr>
+            </w:pPr>
+            <w:r>
+              <w:rPr>
+                <w:i/>
+                <w:sz w:val="20"/>
+                <w:szCs w:val="20"/>
+                <w:lang w:val="en-GB"/>
+              </w:rPr>
+              <w:t>Machine Learning</w:t>
+            </w:r>
+          </w:p>
+        </w:tc>
+      </w:tr>
+      <w:tr>
+        <w:tc>
+          <w:tcPr>
+            <w:tcW w:w="2088" w:type="dxa"/>
+          </w:tcPr>
+          <w:p>
+            <w:pPr>
+              <w:rPr>
+                <w:b/>
+                <w:sz w:val="20"/>
+                <w:szCs w:val="20"/>
+              </w:rPr>
+            </w:pPr>
+            <w:proofErr w:type="spellStart"/>
+            <w:r>
+              <w:rPr>
+                <w:b/>
+                <w:sz w:val="20"/>
+                <w:szCs w:val="20"/>
+              </w:rPr>
+              <w:t>Assignment</w:t>
+            </w:r>
+            <w:proofErr w:type="spellEnd"/>
+            <w:r>
+              <w:rPr>
+                <w:b/>
+                <w:sz w:val="20"/>
+                <w:szCs w:val="20"/>
+              </w:rPr>
+              <w:t xml:space="preserve"> </w:t>
+            </w:r>
+            <w:proofErr w:type="spellStart"/>
+            <w:r>
+              <w:rPr>
+                <w:b/>
+                <w:sz w:val="20"/>
+                <w:szCs w:val="20"/>
+              </w:rPr>
+              <w:t>Type</w:t>
+            </w:r>
+            <w:proofErr w:type="spellEnd"/>
+            <w:r>
+              <w:rPr>
+                <w:b/>
+                <w:sz w:val="20"/>
+                <w:szCs w:val="20"/>
+              </w:rPr>
+              <w:t>:</w:t>
+            </w:r>
+          </w:p>
+        </w:tc>
+        <w:tc>
+          <w:tcPr>
+            <w:tcW w:w="2835" w:type="dxa"/>
+          </w:tcPr>
+          <w:p>
+            <w:pPr>
+              <w:rPr>
+                <w:i/>
+                <w:sz w:val="20"/>
+                <w:szCs w:val="20"/>
+              </w:rPr>
+            </w:pPr>
+            <w:r>
+              <w:rPr>
+                <w:i/>
+                <w:sz w:val="20"/>
+                <w:szCs w:val="20"/>
+              </w:rPr>
+              <w:t>Individual</w:t>
+            </w:r>
+          </w:p>
+        </w:tc>
+        <w:tc>
+          <w:tcPr>
+            <w:tcW w:w="1876" w:type="dxa"/>
+          </w:tcPr>
+          <w:p>
+            <w:pPr>
+              <w:rPr>
+                <w:b/>
+                <w:sz w:val="20"/>
+                <w:szCs w:val="20"/>
+              </w:rPr>
+            </w:pPr>
+            <w:proofErr w:type="spellStart"/>
+            <w:r>
+              <w:rPr>
+                <w:b/>
+                <w:sz w:val="20"/>
+                <w:szCs w:val="20"/>
+              </w:rPr>
+              <w:t>Weighting</w:t>
+            </w:r>
+            <w:proofErr w:type="spellEnd"/>
+            <w:r>
+              <w:rPr>
+                <w:b/>
+                <w:sz w:val="20"/>
+                <w:szCs w:val="20"/>
+              </w:rPr>
+              <w:t>(s):</w:t>
+            </w:r>
+          </w:p>
+        </w:tc>
+        <w:tc>
+          <w:tcPr>
+            <w:tcW w:w="1668" w:type="dxa"/>
+          </w:tcPr>
+          <w:p>
+            <w:pPr>
+              <w:rPr>
+                <w:i/>
+                <w:sz w:val="20"/>
+                <w:szCs w:val="20"/>
+              </w:rPr>
+            </w:pPr>
+            <w:r>
+              <w:rPr>
+                <w:i/>
+                <w:sz w:val="20"/>
+                <w:szCs w:val="20"/>
+              </w:rPr>
+              <w:t>50%</w:t>
+            </w:r>
+          </w:p>
+        </w:tc>
+      </w:tr>
+      <w:tr>
+        <w:tc>
+          <w:tcPr>
+            <w:tcW w:w="2088" w:type="dxa"/>
+          </w:tcPr>
+          <w:p>
+            <w:pPr>
+              <w:rPr>
+                <w:b/>
+                <w:sz w:val="20"/>
+                <w:szCs w:val="20"/>
+              </w:rPr>
+            </w:pPr>
+            <w:proofErr w:type="spellStart"/>
+            <w:r>
+              <w:rPr>
+                <w:b/>
+                <w:sz w:val="20"/>
+                <w:szCs w:val="20"/>
+              </w:rPr>
+              <w:t>Assignment</w:t>
+            </w:r>
+            <w:proofErr w:type="spellEnd"/>
+            <w:r>
+              <w:rPr>
+                <w:b/>
+                <w:sz w:val="20"/>
+                <w:szCs w:val="20"/>
+              </w:rPr>
+              <w:t xml:space="preserve"> Title:</w:t>
+            </w:r>
+          </w:p>
+        </w:tc>
+        <w:tc>
+          <w:tcPr>
+            <w:tcW w:w="6379" w:type="dxa"/>
+            <w:gridSpan w:val="3"/>
+          </w:tcPr>
+          <w:p>
+            <w:pPr>
+              <w:rPr>
+                <w:i/>
+                <w:sz w:val="20"/>
+                <w:szCs w:val="20"/>
+              </w:rPr>
+            </w:pPr>
+            <w:r>
+              <w:rPr>
+                <w:i/>
+                <w:sz w:val="20"/>
+                <w:szCs w:val="20"/>
+              </w:rPr>
+              <w:t>CA1</w:t>
+            </w:r>
+          </w:p>
+        </w:tc>
+      </w:tr>
+      <w:tr>
+        <w:tc>
+          <w:tcPr>
+            <w:tcW w:w="2088" w:type="dxa"/>
+          </w:tcPr>
+          <w:p>
+            <w:pPr>
+              <w:rPr>
+                <w:b/>
+                <w:sz w:val="20"/>
+                <w:szCs w:val="20"/>
+              </w:rPr>
+            </w:pPr>
+            <w:proofErr w:type="spellStart"/>
+            <w:r>
+              <w:rPr>
+                <w:b/>
+                <w:sz w:val="20"/>
+                <w:szCs w:val="20"/>
+              </w:rPr>
+              <w:t>Lecturer</w:t>
+            </w:r>
+            <w:proofErr w:type="spellEnd"/>
+            <w:r>
+              <w:rPr>
+                <w:b/>
+                <w:sz w:val="20"/>
+                <w:szCs w:val="20"/>
+              </w:rPr>
+              <w:t>(s)</w:t>
+            </w:r>
+            <w:r>
+              <w:rPr>
+                <w:sz w:val="20"/>
+                <w:szCs w:val="20"/>
+              </w:rPr>
+              <w:t>:</w:t>
+            </w:r>
+          </w:p>
+        </w:tc>
+        <w:tc>
+          <w:tcPr>
+            <w:tcW w:w="6379" w:type="dxa"/>
+            <w:gridSpan w:val="3"/>
+          </w:tcPr>
+          <w:p>
+            <w:pPr>
+              <w:rPr>
+                <w:i/>
+                <w:sz w:val="20"/>
+                <w:szCs w:val="20"/>
+              </w:rPr>
+            </w:pPr>
+            <w:r>
+              <w:rPr>
+                <w:i/>
+                <w:sz w:val="20"/>
+                <w:szCs w:val="20"/>
+              </w:rPr>
+              <w:t>Dr. Muhammad Iqbal</w:t>
+            </w:r>
+          </w:p>
+        </w:tc>
+      </w:tr>
+      <w:tr>
+        <w:tc>
+          <w:tcPr>
+            <w:tcW w:w="2088" w:type="dxa"/>
+          </w:tcPr>
+          <w:p>
+            <w:pPr>
+              <w:rPr>
+                <w:b/>
+                <w:sz w:val="20"/>
+                <w:szCs w:val="20"/>
+              </w:rPr>
+            </w:pPr>
+            <w:proofErr w:type="spellStart"/>
+            <w:r>
+              <w:rPr>
+                <w:b/>
+                <w:sz w:val="20"/>
+                <w:szCs w:val="20"/>
+              </w:rPr>
+              <w:t>Issue</w:t>
+            </w:r>
+            <w:proofErr w:type="spellEnd"/>
+            <w:r>
+              <w:rPr>
+                <w:b/>
+                <w:sz w:val="20"/>
+                <w:szCs w:val="20"/>
+              </w:rPr>
+              <w:t xml:space="preserve"> Date:</w:t>
+            </w:r>
+          </w:p>
+        </w:tc>
+        <w:tc>
+          <w:tcPr>
+            <w:tcW w:w="6379" w:type="dxa"/>
+            <w:gridSpan w:val="3"/>
+          </w:tcPr>
+          <w:p>
+            <w:pPr>
+              <w:rPr>
+                <w:i/>
+                <w:sz w:val="20"/>
+                <w:szCs w:val="20"/>
+              </w:rPr>
+            </w:pPr>
+            <w:r>
+              <w:rPr>
+                <w:i/>
+                <w:sz w:val="20"/>
+                <w:szCs w:val="20"/>
+              </w:rPr>
+              <w:t>Tuesday 29</w:t>
+            </w:r>
+            <w:r>
+              <w:rPr>
+                <w:i/>
+                <w:sz w:val="20"/>
+                <w:szCs w:val="20"/>
+                <w:vertAlign w:val="superscript"/>
+              </w:rPr>
+              <w:t>th</w:t>
+            </w:r>
+            <w:r>
+              <w:rPr>
+                <w:i/>
+                <w:sz w:val="20"/>
+                <w:szCs w:val="20"/>
+              </w:rPr>
+              <w:t xml:space="preserve"> September 2026</w:t>
+            </w:r>
+          </w:p>
+        </w:tc>
+      </w:tr>
+      <w:tr>
+        <w:tc>
+          <w:tcPr>
+            <w:tcW w:w="2088" w:type="dxa"/>
+          </w:tcPr>
+          <w:p>
+            <w:pPr>
+              <w:rPr>
+                <w:b/>
+                <w:sz w:val="20"/>
+                <w:szCs w:val="20"/>
+              </w:rPr>
+            </w:pPr>
+            <w:proofErr w:type="spellStart"/>
+            <w:r>
+              <w:rPr>
+                <w:b/>
+                <w:sz w:val="20"/>
+                <w:szCs w:val="20"/>
+              </w:rPr>
+              <w:t>Submission</w:t>
+            </w:r>
+            <w:proofErr w:type="spellEnd"/>
+            <w:r>
+              <w:rPr>
+                <w:b/>
+                <w:sz w:val="20"/>
+                <w:szCs w:val="20"/>
+              </w:rPr>
+              <w:t xml:space="preserve"> </w:t>
+            </w:r>
+            <w:proofErr w:type="spellStart"/>
+            <w:r>
+              <w:rPr>
+                <w:b/>
+                <w:sz w:val="20"/>
+                <w:szCs w:val="20"/>
+              </w:rPr>
+              <w:t>Deadline</w:t>
+            </w:r>
+            <w:proofErr w:type="spellEnd"/>
+            <w:r>
+              <w:rPr>
+                <w:b/>
+                <w:sz w:val="20"/>
+                <w:szCs w:val="20"/>
+              </w:rPr>
+              <w:t xml:space="preserve"> Date:</w:t>
+            </w:r>
+          </w:p>
+        </w:tc>
+        <w:tc>
+          <w:tcPr>
+            <w:tcW w:w="6379" w:type="dxa"/>
+            <w:gridSpan w:val="3"/>
+          </w:tcPr>
+          <w:p>
+            <w:pPr>
+              <w:rPr>
+                <w:i/>
+                <w:sz w:val="20"/>
+                <w:szCs w:val="20"/>
+              </w:rPr>
+            </w:pPr>
+            <w:r>
+              <w:rPr>
+                <w:i/>
+                <w:sz w:val="20"/>
+                <w:szCs w:val="20"/>
+              </w:rPr>
+              <w:t>Sunday 15</w:t>
+            </w:r>
+            <w:r>
+              <w:rPr>
+                <w:i/>
+                <w:sz w:val="20"/>
+                <w:szCs w:val="20"/>
+                <w:vertAlign w:val="superscript"/>
+              </w:rPr>
+              <w:t>th</w:t>
+            </w:r>
+            <w:r>
+              <w:rPr>
+                <w:i/>
+                <w:sz w:val="20"/>
+                <w:szCs w:val="20"/>
+              </w:rPr>
+              <w:t xml:space="preserve"> November 2026@23:59 (IST)</w:t>
+            </w:r>
+          </w:p>
+        </w:tc>
+      </w:tr>
+      <w:tr>
+        <w:tc>
+          <w:tcPr>
+            <w:tcW w:w="2088" w:type="dxa"/>
+          </w:tcPr>
+          <w:p>
+            <w:pPr>
+              <w:rPr>
+                <w:b/>
+                <w:sz w:val="20"/>
+                <w:szCs w:val="20"/>
+              </w:rPr>
+            </w:pPr>
+            <w:r>
+              <w:rPr>
+                <w:b/>
+                <w:sz w:val="20"/>
+                <w:szCs w:val="20"/>
+              </w:rPr>
+              <w:t>GitHub Link</w:t>
+            </w:r>
+          </w:p>
+        </w:tc>
+        <w:tc>
+          <w:tcPr>
+            <w:tcW w:w="6379" w:type="dxa"/>
+            <w:gridSpan w:val="3"/>
+          </w:tcPr>
+          <w:p>
+            <w:pPr>
+              <w:rPr>
+                <w:i/>
+                <w:sz w:val="20"/>
+                <w:szCs w:val="20"/>
+                <w:lang w:val="en-GB"/>
+              </w:rPr>
+            </w:pPr>
+            <w:hyperlink r:id="rId5" w:history="1">
+              <w:r>
+                <w:rPr>
+                  <w:rStyle w:val="Hipervnculo"/>
+                  <w:lang w:val="en-GB"/>
+                </w:rPr>
+                <w:t>https://github.com/licalexxibarrola-sketch/CA1-Machine-Learning</w:t>
+              </w:r>
+            </w:hyperlink>
+          </w:p>
+        </w:tc>
+      </w:tr>
+      <w:tr>
+        <w:tc>
+          <w:tcPr>
+            <w:tcW w:w="2088" w:type="dxa"/>
+          </w:tcPr>
+          <w:p>
+            <w:pPr>
+              <w:rPr>
+                <w:b/>
+                <w:sz w:val="20"/>
+                <w:szCs w:val="20"/>
+              </w:rPr>
+            </w:pPr>
+            <w:r>
+              <w:rPr>
+                <w:b/>
+                <w:sz w:val="20"/>
+                <w:szCs w:val="20"/>
+              </w:rPr>
+              <w:t xml:space="preserve">Link </w:t>
+            </w:r>
+            <w:proofErr w:type="spellStart"/>
+            <w:r>
+              <w:rPr>
+                <w:b/>
+                <w:sz w:val="20"/>
+                <w:szCs w:val="20"/>
+              </w:rPr>
+              <w:t>for</w:t>
+            </w:r>
+            <w:proofErr w:type="spellEnd"/>
+            <w:r>
+              <w:rPr>
+                <w:b/>
+                <w:sz w:val="20"/>
+                <w:szCs w:val="20"/>
+              </w:rPr>
+              <w:t xml:space="preserve"> </w:t>
+            </w:r>
+            <w:proofErr w:type="spellStart"/>
+            <w:r>
+              <w:rPr>
+                <w:b/>
+                <w:sz w:val="20"/>
+                <w:szCs w:val="20"/>
+              </w:rPr>
+              <w:t>the</w:t>
+            </w:r>
+            <w:proofErr w:type="spellEnd"/>
+            <w:r>
+              <w:rPr>
+                <w:b/>
+                <w:sz w:val="20"/>
+                <w:szCs w:val="20"/>
+              </w:rPr>
+              <w:t xml:space="preserve"> </w:t>
+            </w:r>
+            <w:proofErr w:type="spellStart"/>
+            <w:r>
+              <w:rPr>
+                <w:b/>
+                <w:sz w:val="20"/>
+                <w:szCs w:val="20"/>
+              </w:rPr>
+              <w:t>dataset</w:t>
+            </w:r>
+            <w:proofErr w:type="spellEnd"/>
+            <w:r>
+              <w:rPr>
+                <w:b/>
+                <w:sz w:val="20"/>
+                <w:szCs w:val="20"/>
+              </w:rPr>
+              <w:t>:</w:t>
+            </w:r>
+          </w:p>
+        </w:tc>
+        <w:tc>
+          <w:tcPr>
+            <w:tcW w:w="6379" w:type="dxa"/>
+            <w:gridSpan w:val="3"/>
+          </w:tcPr>
+          <w:p>
+            <w:pPr>
+              <w:rPr>
+                <w:i/>
+                <w:sz w:val="20"/>
+                <w:szCs w:val="20"/>
+                <w:lang w:val="en-GB"/>
+              </w:rPr>
+            </w:pPr>
+          </w:p>
+        </w:tc>
+      </w:tr>
+    </w:tbl>
+    <w:p>
+      <w:pPr>
+        <w:rPr>
+          <w:sz w:val="20"/>
+          <w:szCs w:val="20"/>
+        </w:rPr>
+      </w:pPr>
     </w:p>
     <w:sectPr>
       <w:pgSz w:w="12240" w:h="15840"/>
@@ -934,6 +2011,29 @@
       <w:spacing w:val="5"/>
     </w:rPr>
   </w:style>
+  <w:style w:type="character" w:styleId="Hipervnculo">
+    <w:name w:val="Hyperlink"/>
+    <w:basedOn w:val="Fuentedeprrafopredeter"/>
+    <w:uiPriority w:val="99"/>
+    <w:unhideWhenUsed/>
+    <w:rsid w:val="007664D9"/>
+    <w:rPr>
+      <w:color w:val="467886" w:themeColor="hyperlink"/>
+      <w:u w:val="single"/>
+    </w:rPr>
+  </w:style>
+  <w:style w:type="character" w:styleId="Mencinsinresolver">
+    <w:name w:val="Unresolved Mention"/>
+    <w:basedOn w:val="Fuentedeprrafopredeter"/>
+    <w:uiPriority w:val="99"/>
+    <w:semiHidden/>
+    <w:unhideWhenUsed/>
+    <w:rsid w:val="007664D9"/>
+    <w:rPr>
+      <w:color w:val="605E5C"/>
+      <w:shd w:val="clear" w:color="auto" w:fill="E1DFDD"/>
+    </w:rPr>
+  </w:style>
 </w:styles>
 </file>
 

--- a/CA1 Machine Learning.docx
+++ b/CA1 Machine Learning.docx
@@ -216,25 +216,7 @@
                 <w:sz w:val="20"/>
                 <w:szCs w:val="20"/>
               </w:rPr>
-              <w:t xml:space="preserve">Student full </w:t>
-            </w:r>
-            <w:proofErr w:type="spellStart"/>
-            <w:r>
-              <w:rPr>
-                <w:b/>
-                <w:sz w:val="20"/>
-                <w:szCs w:val="20"/>
-              </w:rPr>
-              <w:t>name</w:t>
-            </w:r>
-            <w:proofErr w:type="spellEnd"/>
-            <w:r>
-              <w:rPr>
-                <w:b/>
-                <w:sz w:val="20"/>
-                <w:szCs w:val="20"/>
-              </w:rPr>
-              <w:t>:</w:t>
+              <w:t>Student full name:</w:t>
             </w:r>
           </w:p>
         </w:tc>
@@ -281,25 +263,7 @@
                 <w:sz w:val="20"/>
                 <w:szCs w:val="20"/>
               </w:rPr>
-              <w:t xml:space="preserve">Student </w:t>
-            </w:r>
-            <w:proofErr w:type="spellStart"/>
-            <w:r>
-              <w:rPr>
-                <w:b/>
-                <w:sz w:val="20"/>
-                <w:szCs w:val="20"/>
-              </w:rPr>
-              <w:t>number</w:t>
-            </w:r>
-            <w:proofErr w:type="spellEnd"/>
-            <w:r>
-              <w:rPr>
-                <w:b/>
-                <w:sz w:val="20"/>
-                <w:szCs w:val="20"/>
-              </w:rPr>
-              <w:t>:</w:t>
+              <w:t>Student number:</w:t>
             </w:r>
           </w:p>
         </w:tc>
@@ -340,23 +304,13 @@
                 <w:szCs w:val="20"/>
               </w:rPr>
             </w:pPr>
-            <w:proofErr w:type="spellStart"/>
             <w:r>
               <w:rPr>
                 <w:b/>
                 <w:sz w:val="20"/>
                 <w:szCs w:val="20"/>
               </w:rPr>
-              <w:t>Programme</w:t>
-            </w:r>
-            <w:proofErr w:type="spellEnd"/>
-            <w:r>
-              <w:rPr>
-                <w:b/>
-                <w:sz w:val="20"/>
-                <w:szCs w:val="20"/>
-              </w:rPr>
-              <w:t xml:space="preserve"> Title:</w:t>
+              <w:t>Programme Title:</w:t>
             </w:r>
           </w:p>
         </w:tc>
@@ -398,41 +352,13 @@
                 <w:szCs w:val="20"/>
               </w:rPr>
             </w:pPr>
-            <w:proofErr w:type="spellStart"/>
             <w:r>
               <w:rPr>
                 <w:b/>
                 <w:sz w:val="20"/>
                 <w:szCs w:val="20"/>
               </w:rPr>
-              <w:t>Cohort</w:t>
-            </w:r>
-            <w:proofErr w:type="spellEnd"/>
-            <w:r>
-              <w:rPr>
-                <w:b/>
-                <w:sz w:val="20"/>
-                <w:szCs w:val="20"/>
-              </w:rPr>
-              <w:t xml:space="preserve"> </w:t>
-            </w:r>
-            <w:proofErr w:type="spellStart"/>
-            <w:r>
-              <w:rPr>
-                <w:b/>
-                <w:sz w:val="20"/>
-                <w:szCs w:val="20"/>
-              </w:rPr>
-              <w:t>Details</w:t>
-            </w:r>
-            <w:proofErr w:type="spellEnd"/>
-            <w:r>
-              <w:rPr>
-                <w:b/>
-                <w:sz w:val="20"/>
-                <w:szCs w:val="20"/>
-              </w:rPr>
-              <w:t>:</w:t>
+              <w:t>Cohort Details:</w:t>
             </w:r>
           </w:p>
         </w:tc>
@@ -530,95 +456,57 @@
                 <w:szCs w:val="20"/>
               </w:rPr>
             </w:pPr>
-            <w:proofErr w:type="spellStart"/>
             <w:r>
               <w:rPr>
                 <w:b/>
                 <w:sz w:val="20"/>
                 <w:szCs w:val="20"/>
               </w:rPr>
-              <w:t>Assignment</w:t>
-            </w:r>
-            <w:proofErr w:type="spellEnd"/>
-            <w:r>
+              <w:t>Assignment Type:</w:t>
+            </w:r>
+          </w:p>
+        </w:tc>
+        <w:tc>
+          <w:tcPr>
+            <w:tcW w:w="2835" w:type="dxa"/>
+          </w:tcPr>
+          <w:p>
+            <w:pPr>
+              <w:rPr>
+                <w:i/>
+                <w:sz w:val="20"/>
+                <w:szCs w:val="20"/>
+              </w:rPr>
+            </w:pPr>
+            <w:r>
+              <w:rPr>
+                <w:i/>
+                <w:sz w:val="20"/>
+                <w:szCs w:val="20"/>
+              </w:rPr>
+              <w:t>Individual</w:t>
+            </w:r>
+          </w:p>
+        </w:tc>
+        <w:tc>
+          <w:tcPr>
+            <w:tcW w:w="1876" w:type="dxa"/>
+          </w:tcPr>
+          <w:p>
+            <w:pPr>
               <w:rPr>
                 <w:b/>
                 <w:sz w:val="20"/>
                 <w:szCs w:val="20"/>
               </w:rPr>
-              <w:t xml:space="preserve"> </w:t>
-            </w:r>
-            <w:proofErr w:type="spellStart"/>
+            </w:pPr>
             <w:r>
               <w:rPr>
                 <w:b/>
                 <w:sz w:val="20"/>
                 <w:szCs w:val="20"/>
               </w:rPr>
-              <w:t>Type</w:t>
-            </w:r>
-            <w:proofErr w:type="spellEnd"/>
-            <w:r>
-              <w:rPr>
-                <w:b/>
-                <w:sz w:val="20"/>
-                <w:szCs w:val="20"/>
-              </w:rPr>
-              <w:t>:</w:t>
-            </w:r>
-          </w:p>
-        </w:tc>
-        <w:tc>
-          <w:tcPr>
-            <w:tcW w:w="2835" w:type="dxa"/>
-          </w:tcPr>
-          <w:p>
-            <w:pPr>
-              <w:rPr>
-                <w:i/>
-                <w:sz w:val="20"/>
-                <w:szCs w:val="20"/>
-              </w:rPr>
-            </w:pPr>
-            <w:r>
-              <w:rPr>
-                <w:i/>
-                <w:sz w:val="20"/>
-                <w:szCs w:val="20"/>
-              </w:rPr>
-              <w:t>Individual</w:t>
-            </w:r>
-          </w:p>
-        </w:tc>
-        <w:tc>
-          <w:tcPr>
-            <w:tcW w:w="1876" w:type="dxa"/>
-          </w:tcPr>
-          <w:p>
-            <w:pPr>
-              <w:rPr>
-                <w:b/>
-                <w:sz w:val="20"/>
-                <w:szCs w:val="20"/>
-              </w:rPr>
-            </w:pPr>
-            <w:proofErr w:type="spellStart"/>
-            <w:r>
-              <w:rPr>
-                <w:b/>
-                <w:sz w:val="20"/>
-                <w:szCs w:val="20"/>
-              </w:rPr>
-              <w:t>Weighting</w:t>
-            </w:r>
-            <w:proofErr w:type="spellEnd"/>
-            <w:r>
-              <w:rPr>
-                <w:b/>
-                <w:sz w:val="20"/>
-                <w:szCs w:val="20"/>
-              </w:rPr>
-              <w:t>(s):</w:t>
+              <w:t>Weighting(s):</w:t>
             </w:r>
           </w:p>
         </w:tc>
@@ -658,23 +546,13 @@
                 <w:szCs w:val="20"/>
               </w:rPr>
             </w:pPr>
-            <w:proofErr w:type="spellStart"/>
             <w:r>
               <w:rPr>
                 <w:b/>
                 <w:sz w:val="20"/>
                 <w:szCs w:val="20"/>
               </w:rPr>
-              <w:t>Assignment</w:t>
-            </w:r>
-            <w:proofErr w:type="spellEnd"/>
-            <w:r>
-              <w:rPr>
-                <w:b/>
-                <w:sz w:val="20"/>
-                <w:szCs w:val="20"/>
-              </w:rPr>
-              <w:t xml:space="preserve"> Title:</w:t>
+              <w:t>Assignment Title:</w:t>
             </w:r>
           </w:p>
         </w:tc>
@@ -715,23 +593,13 @@
                 <w:szCs w:val="20"/>
               </w:rPr>
             </w:pPr>
-            <w:proofErr w:type="spellStart"/>
             <w:r>
               <w:rPr>
                 <w:b/>
                 <w:sz w:val="20"/>
                 <w:szCs w:val="20"/>
               </w:rPr>
-              <w:t>Lecturer</w:t>
-            </w:r>
-            <w:proofErr w:type="spellEnd"/>
-            <w:r>
-              <w:rPr>
-                <w:b/>
-                <w:sz w:val="20"/>
-                <w:szCs w:val="20"/>
-              </w:rPr>
-              <w:t>(s)</w:t>
+              <w:t>Lecturer(s)</w:t>
             </w:r>
             <w:r>
               <w:rPr>
@@ -779,23 +647,13 @@
                 <w:szCs w:val="20"/>
               </w:rPr>
             </w:pPr>
-            <w:proofErr w:type="spellStart"/>
             <w:r>
               <w:rPr>
                 <w:b/>
                 <w:sz w:val="20"/>
                 <w:szCs w:val="20"/>
               </w:rPr>
-              <w:t>Issue</w:t>
-            </w:r>
-            <w:proofErr w:type="spellEnd"/>
-            <w:r>
-              <w:rPr>
-                <w:b/>
-                <w:sz w:val="20"/>
-                <w:szCs w:val="20"/>
-              </w:rPr>
-              <w:t xml:space="preserve"> Date:</w:t>
+              <w:t>Issue Date:</w:t>
             </w:r>
           </w:p>
         </w:tc>
@@ -853,41 +711,13 @@
                 <w:szCs w:val="20"/>
               </w:rPr>
             </w:pPr>
-            <w:proofErr w:type="spellStart"/>
             <w:r>
               <w:rPr>
                 <w:b/>
                 <w:sz w:val="20"/>
                 <w:szCs w:val="20"/>
               </w:rPr>
-              <w:t>Submission</w:t>
-            </w:r>
-            <w:proofErr w:type="spellEnd"/>
-            <w:r>
-              <w:rPr>
-                <w:b/>
-                <w:sz w:val="20"/>
-                <w:szCs w:val="20"/>
-              </w:rPr>
-              <w:t xml:space="preserve"> </w:t>
-            </w:r>
-            <w:proofErr w:type="spellStart"/>
-            <w:r>
-              <w:rPr>
-                <w:b/>
-                <w:sz w:val="20"/>
-                <w:szCs w:val="20"/>
-              </w:rPr>
-              <w:t>Deadline</w:t>
-            </w:r>
-            <w:proofErr w:type="spellEnd"/>
-            <w:r>
-              <w:rPr>
-                <w:b/>
-                <w:sz w:val="20"/>
-                <w:szCs w:val="20"/>
-              </w:rPr>
-              <w:t xml:space="preserve"> Date:</w:t>
+              <w:t>Submission Deadline Date:</w:t>
             </w:r>
           </w:p>
         </w:tc>
@@ -1000,61 +830,7 @@
                 <w:sz w:val="20"/>
                 <w:szCs w:val="20"/>
               </w:rPr>
-              <w:t xml:space="preserve">Link </w:t>
-            </w:r>
-            <w:proofErr w:type="spellStart"/>
-            <w:r>
-              <w:rPr>
-                <w:b/>
-                <w:sz w:val="20"/>
-                <w:szCs w:val="20"/>
-              </w:rPr>
-              <w:t>for</w:t>
-            </w:r>
-            <w:proofErr w:type="spellEnd"/>
-            <w:r>
-              <w:rPr>
-                <w:b/>
-                <w:sz w:val="20"/>
-                <w:szCs w:val="20"/>
-              </w:rPr>
-              <w:t xml:space="preserve"> </w:t>
-            </w:r>
-            <w:proofErr w:type="spellStart"/>
-            <w:r>
-              <w:rPr>
-                <w:b/>
-                <w:sz w:val="20"/>
-                <w:szCs w:val="20"/>
-              </w:rPr>
-              <w:t>the</w:t>
-            </w:r>
-            <w:proofErr w:type="spellEnd"/>
-            <w:r>
-              <w:rPr>
-                <w:b/>
-                <w:sz w:val="20"/>
-                <w:szCs w:val="20"/>
-              </w:rPr>
-              <w:t xml:space="preserve"> </w:t>
-            </w:r>
-            <w:proofErr w:type="spellStart"/>
-            <w:r>
-              <w:rPr>
-                <w:b/>
-                <w:sz w:val="20"/>
-                <w:szCs w:val="20"/>
-              </w:rPr>
-              <w:t>dataset</w:t>
-            </w:r>
-            <w:proofErr w:type="spellEnd"/>
-            <w:r>
-              <w:rPr>
-                <w:b/>
-                <w:sz w:val="20"/>
-                <w:szCs w:val="20"/>
-              </w:rPr>
-              <w:t>:</w:t>
+              <w:t>Link for the dataset:</w:t>
             </w:r>
           </w:p>
         </w:tc>
@@ -1083,6 +859,395 @@
           <w:szCs w:val="20"/>
         </w:rPr>
       </w:pPr>
+    </w:p>
+    <w:p>
+      <w:pPr>
+        <w:rPr>
+          <w:sz w:val="20"/>
+          <w:szCs w:val="20"/>
+        </w:rPr>
+      </w:pPr>
+    </w:p>
+    <w:p>
+      <w:pPr>
+        <w:rPr>
+          <w:sz w:val="20"/>
+          <w:szCs w:val="20"/>
+        </w:rPr>
+      </w:pPr>
+    </w:p>
+    <w:p>
+      <w:pPr>
+        <w:rPr>
+          <w:sz w:val="20"/>
+          <w:szCs w:val="20"/>
+        </w:rPr>
+      </w:pPr>
+    </w:p>
+    <w:p>
+      <w:pPr>
+        <w:rPr>
+          <w:sz w:val="20"/>
+          <w:szCs w:val="20"/>
+        </w:rPr>
+      </w:pPr>
+    </w:p>
+    <w:p>
+      <w:pPr>
+        <w:rPr>
+          <w:sz w:val="20"/>
+          <w:szCs w:val="20"/>
+        </w:rPr>
+      </w:pPr>
+    </w:p>
+    <w:p>
+      <w:pPr>
+        <w:rPr>
+          <w:sz w:val="20"/>
+          <w:szCs w:val="20"/>
+        </w:rPr>
+      </w:pPr>
+    </w:p>
+    <w:p>
+      <w:pPr>
+        <w:rPr>
+          <w:sz w:val="20"/>
+          <w:szCs w:val="20"/>
+        </w:rPr>
+      </w:pPr>
+    </w:p>
+    <w:p>
+      <w:pPr>
+        <w:rPr>
+          <w:sz w:val="20"/>
+          <w:szCs w:val="20"/>
+        </w:rPr>
+      </w:pPr>
+    </w:p>
+    <w:p>
+      <w:pPr>
+        <w:rPr>
+          <w:sz w:val="20"/>
+          <w:szCs w:val="20"/>
+        </w:rPr>
+      </w:pPr>
+    </w:p>
+    <w:p>
+      <w:pPr>
+        <w:rPr>
+          <w:sz w:val="20"/>
+          <w:szCs w:val="20"/>
+          <w:lang w:val="en-GB"/>
+        </w:rPr>
+      </w:pPr>
+      <w:r>
+        <w:rPr>
+          <w:sz w:val="20"/>
+          <w:szCs w:val="20"/>
+          <w:lang w:val="en-GB"/>
+        </w:rPr>
+        <w:lastRenderedPageBreak/>
+        <w:t xml:space="preserve">Summary </w:t>
+      </w:r>
+    </w:p>
+    <w:p>
+      <w:pPr>
+        <w:rPr>
+          <w:sz w:val="20"/>
+          <w:szCs w:val="20"/>
+          <w:lang w:val="en-GB"/>
+        </w:rPr>
+      </w:pPr>
+    </w:p>
+    <w:p>
+      <w:pPr>
+        <w:rPr>
+          <w:sz w:val="20"/>
+          <w:szCs w:val="20"/>
+          <w:lang w:val="en-GB"/>
+        </w:rPr>
+      </w:pPr>
+      <w:r>
+        <w:rPr>
+          <w:sz w:val="20"/>
+          <w:szCs w:val="20"/>
+          <w:lang w:val="en-GB"/>
+        </w:rPr>
+        <w:t>Introduction</w:t>
+      </w:r>
+    </w:p>
+    <w:p>
+      <w:pPr>
+        <w:rPr>
+          <w:sz w:val="20"/>
+          <w:szCs w:val="20"/>
+          <w:lang w:val="en-GB"/>
+        </w:rPr>
+      </w:pPr>
+      <w:r>
+        <w:rPr>
+          <w:sz w:val="20"/>
+          <w:szCs w:val="20"/>
+          <w:lang w:val="en-GB"/>
+        </w:rPr>
+        <w:t xml:space="preserve">Have you ever </w:t>
+      </w:r>
+      <w:r>
+        <w:rPr>
+          <w:sz w:val="20"/>
+          <w:szCs w:val="20"/>
+          <w:lang w:val="en-GB"/>
+        </w:rPr>
+        <w:t>thought</w:t>
+      </w:r>
+      <w:r>
+        <w:rPr>
+          <w:sz w:val="20"/>
+          <w:szCs w:val="20"/>
+          <w:lang w:val="en-GB"/>
+        </w:rPr>
+        <w:t xml:space="preserve"> about buying </w:t>
+      </w:r>
+      <w:r>
+        <w:rPr>
+          <w:sz w:val="20"/>
+          <w:szCs w:val="20"/>
+          <w:lang w:val="en-GB"/>
+        </w:rPr>
+        <w:t>a house in Irela</w:t>
+      </w:r>
+      <w:r>
+        <w:rPr>
+          <w:sz w:val="20"/>
+          <w:szCs w:val="20"/>
+          <w:lang w:val="en-GB"/>
+        </w:rPr>
+        <w:t xml:space="preserve">nd? </w:t>
+      </w:r>
+      <w:r>
+        <w:rPr>
+          <w:sz w:val="20"/>
+          <w:szCs w:val="20"/>
+          <w:lang w:val="en-GB"/>
+        </w:rPr>
+        <w:t xml:space="preserve">Have you ever </w:t>
+      </w:r>
+      <w:r>
+        <w:rPr>
+          <w:sz w:val="20"/>
+          <w:szCs w:val="20"/>
+          <w:lang w:val="en-GB"/>
+        </w:rPr>
+        <w:t>wondered</w:t>
+      </w:r>
+      <w:r>
+        <w:rPr>
+          <w:sz w:val="20"/>
+          <w:szCs w:val="20"/>
+          <w:lang w:val="en-GB"/>
+        </w:rPr>
+        <w:t xml:space="preserve"> </w:t>
+      </w:r>
+      <w:r>
+        <w:rPr>
+          <w:sz w:val="20"/>
+          <w:szCs w:val="20"/>
+          <w:lang w:val="en-GB"/>
+        </w:rPr>
+        <w:t>if</w:t>
+      </w:r>
+      <w:r>
+        <w:rPr>
+          <w:sz w:val="20"/>
+          <w:szCs w:val="20"/>
+          <w:lang w:val="en-GB"/>
+        </w:rPr>
+        <w:t xml:space="preserve"> is it possible?? </w:t>
+      </w:r>
+      <w:r>
+        <w:rPr>
+          <w:sz w:val="20"/>
+          <w:szCs w:val="20"/>
+          <w:lang w:val="en-GB"/>
+        </w:rPr>
+        <w:t>Nowadays in Irelan</w:t>
+      </w:r>
+      <w:r>
+        <w:rPr>
+          <w:sz w:val="20"/>
+          <w:szCs w:val="20"/>
+          <w:lang w:val="en-GB"/>
+        </w:rPr>
+        <w:t xml:space="preserve">d the rent has become a </w:t>
+      </w:r>
+      <w:r>
+        <w:rPr>
+          <w:sz w:val="20"/>
+          <w:szCs w:val="20"/>
+          <w:lang w:val="en-GB"/>
+        </w:rPr>
+        <w:t>significant concern</w:t>
+      </w:r>
+      <w:r>
+        <w:rPr>
+          <w:sz w:val="20"/>
+          <w:szCs w:val="20"/>
+          <w:lang w:val="en-GB"/>
+        </w:rPr>
+        <w:t xml:space="preserve"> </w:t>
+      </w:r>
+      <w:r>
+        <w:rPr>
+          <w:sz w:val="20"/>
+          <w:szCs w:val="20"/>
+          <w:lang w:val="en-GB"/>
+        </w:rPr>
+        <w:t>e</w:t>
+      </w:r>
+      <w:r>
+        <w:rPr>
+          <w:sz w:val="20"/>
+          <w:szCs w:val="20"/>
+          <w:lang w:val="en-GB"/>
+        </w:rPr>
+        <w:t>specially for students and of course for EU citizens as well, where</w:t>
+      </w:r>
+      <w:r>
+        <w:rPr>
+          <w:sz w:val="20"/>
+          <w:szCs w:val="20"/>
+          <w:lang w:val="en-GB"/>
+        </w:rPr>
+        <w:t xml:space="preserve"> the </w:t>
+      </w:r>
+      <w:r>
+        <w:rPr>
+          <w:sz w:val="20"/>
+          <w:szCs w:val="20"/>
+          <w:lang w:val="en-GB"/>
+        </w:rPr>
+        <w:t xml:space="preserve">housing market </w:t>
+      </w:r>
+      <w:r>
+        <w:rPr>
+          <w:sz w:val="20"/>
+          <w:szCs w:val="20"/>
+          <w:lang w:val="en-GB"/>
+        </w:rPr>
+        <w:t>responds to</w:t>
+      </w:r>
+      <w:r>
+        <w:rPr>
+          <w:sz w:val="20"/>
+          <w:szCs w:val="20"/>
+          <w:lang w:val="en-GB"/>
+        </w:rPr>
+        <w:t xml:space="preserve"> demand by offering a lot of options with a huge difference in price, however </w:t>
+      </w:r>
+      <w:r>
+        <w:rPr>
+          <w:sz w:val="20"/>
+          <w:szCs w:val="20"/>
+          <w:lang w:val="en-GB"/>
+        </w:rPr>
+        <w:t>when</w:t>
+      </w:r>
+      <w:r>
+        <w:rPr>
+          <w:sz w:val="20"/>
+          <w:szCs w:val="20"/>
+          <w:lang w:val="en-GB"/>
+        </w:rPr>
+        <w:t xml:space="preserve"> people start</w:t>
+      </w:r>
+      <w:r>
+        <w:rPr>
+          <w:sz w:val="20"/>
+          <w:szCs w:val="20"/>
+          <w:lang w:val="en-GB"/>
+        </w:rPr>
+        <w:t xml:space="preserve"> to think </w:t>
+      </w:r>
+      <w:r>
+        <w:rPr>
+          <w:sz w:val="20"/>
+          <w:szCs w:val="20"/>
+          <w:lang w:val="en-GB"/>
+        </w:rPr>
+        <w:t xml:space="preserve">about the </w:t>
+      </w:r>
+      <w:r>
+        <w:rPr>
+          <w:sz w:val="20"/>
+          <w:szCs w:val="20"/>
+          <w:lang w:val="en-GB"/>
+        </w:rPr>
+        <w:t>long term</w:t>
+      </w:r>
+      <w:r>
+        <w:rPr>
+          <w:sz w:val="20"/>
+          <w:szCs w:val="20"/>
+          <w:lang w:val="en-GB"/>
+        </w:rPr>
+        <w:t xml:space="preserve"> or in other words plan for the future</w:t>
+      </w:r>
+      <w:r>
+        <w:rPr>
+          <w:sz w:val="20"/>
+          <w:szCs w:val="20"/>
+          <w:lang w:val="en-GB"/>
+        </w:rPr>
+        <w:t>,</w:t>
+      </w:r>
+      <w:r>
+        <w:rPr>
+          <w:sz w:val="20"/>
+          <w:szCs w:val="20"/>
+          <w:lang w:val="en-GB"/>
+        </w:rPr>
+        <w:t xml:space="preserve"> housing becomes a key concern</w:t>
+      </w:r>
+      <w:r>
+        <w:rPr>
+          <w:sz w:val="20"/>
+          <w:szCs w:val="20"/>
+          <w:lang w:val="en-GB"/>
+        </w:rPr>
+        <w:t xml:space="preserve">, that’s why this project will </w:t>
+      </w:r>
+      <w:r>
+        <w:rPr>
+          <w:sz w:val="20"/>
+          <w:szCs w:val="20"/>
+          <w:lang w:val="en-GB"/>
+        </w:rPr>
+        <w:t>examinate</w:t>
+      </w:r>
+      <w:r>
+        <w:rPr>
+          <w:sz w:val="20"/>
+          <w:szCs w:val="20"/>
+          <w:lang w:val="en-GB"/>
+        </w:rPr>
+        <w:t xml:space="preserve"> how machine learning can predict house sale prices based on property characteristics </w:t>
+      </w:r>
+      <w:r>
+        <w:rPr>
+          <w:sz w:val="20"/>
+          <w:szCs w:val="20"/>
+          <w:lang w:val="en-GB"/>
+        </w:rPr>
+        <w:t>which may help inform housing decisions</w:t>
+      </w:r>
+      <w:r>
+        <w:rPr>
+          <w:sz w:val="20"/>
+          <w:szCs w:val="20"/>
+          <w:lang w:val="en-GB"/>
+        </w:rPr>
+        <w:t>.</w:t>
+      </w:r>
     </w:p>
     <w:sectPr>
       <w:pgSz w:w="12240" w:h="15840"/>
